--- a/daily/2026-09-03/word/GUIDE_20260903_04_Container_Loading_Lashing.docx
+++ b/daily/2026-09-03/word/GUIDE_20260903_04_Container_Loading_Lashing.docx
@@ -716,6 +716,14 @@
         <w:pStyle w:val="ListBullet"/>
       </w:pPr>
       <w:r>
+        <w:t>SOURCE_FILE_PAGE: not applicable — no candidate media file identified (no licence to assert)</w:t>
+      </w:r>
+    </w:p>
+    <w:p>
+      <w:pPr>
+        <w:pStyle w:val="ListBullet"/>
+      </w:pPr>
+      <w:r>
         <w:t>RIGHTS_HOLDER: unconfirmed</w:t>
       </w:r>
     </w:p>
@@ -732,7 +740,7 @@
         <w:pStyle w:val="ListBullet"/>
       </w:pPr>
       <w:r>
-        <w:t>CHECKED_DATE: 2026-09-05</w:t>
+        <w:t>CHECKED_DATE: 2026-09-06</w:t>
       </w:r>
     </w:p>
     <w:p>
@@ -748,7 +756,23 @@
         <w:pStyle w:val="ListBullet"/>
       </w:pPr>
       <w:r>
+        <w:t>IMAGE_SCOPE_NOTE: match the exact model family/topic only; must not imply a specific trim/model-year, real VIN, in-person inspection or actual transaction</w:t>
+      </w:r>
+    </w:p>
+    <w:p>
+      <w:pPr>
+        <w:pStyle w:val="ListBullet"/>
+      </w:pPr>
+      <w:r>
         <w:t>IMAGE_RIGHTS_STATUS: FAIL (no licensed asset captured; a placeholder or “retain old image” note is not accepted)</w:t>
+      </w:r>
+    </w:p>
+    <w:p>
+      <w:pPr>
+        <w:pStyle w:val="ListBullet"/>
+      </w:pPr>
+      <w:r>
+        <w:t>BLOCK_REASON: No reusable image could be secured: Wikimedia Commons/Flickr are unreachable from the research environment, stock libraries require authenticated API/licence access, and an OEM webpage image is NOT a commercial reuse grant; no AutoBridge-owned photo exists. Kept FAIL rather than asserted.</w:t>
       </w:r>
     </w:p>
     <w:p>

--- a/daily/2026-09-03/word/GUIDE_20260903_04_Container_Loading_Lashing.docx
+++ b/daily/2026-09-03/word/GUIDE_20260903_04_Container_Loading_Lashing.docx
@@ -1338,7 +1338,7 @@
     </w:tbl>
     <w:p>
       <w:r>
-        <w:t>*Scope note (R4): each loading figure comes from a single, distinct source (all SINGLE_SOURCE) — no fact is corroborated by two independent sources, so none is labelled CROSS_CHECKED. Counts are documented-practice references, not guaranteed stowage; the exact number always depends on measured dimensions and an approved load plan, and carrier/terminal rules must be confirmed at booking.*</w:t>
+        <w:t>*Scope note: each loading figure comes from a single, distinct source (all SINGLE_SOURCE) — no fact is corroborated by two independent sources, so none is labelled CROSS_CHECKED. Counts are documented-practice references, not guaranteed stowage; the exact number always depends on measured dimensions and an approved load plan, and carrier/terminal rules must be confirmed at booking.*</w:t>
       </w:r>
     </w:p>
     <w:p/>
